--- a/public/BBA ONLINE CLASSES PLAN.docx
+++ b/public/BBA ONLINE CLASSES PLAN.docx
@@ -57,107 +57,105 @@
           <w:szCs w:val="36"/>
           <w14:ligatures w14:val="none"/>
         </w:rPr>
-        <w:t xml:space="preserve"> Hybrid </w:t>
-      </w:r>
-      <w:r>
-        <w:rPr>
-          <w:rFonts w:ascii="Times New Roman" w:eastAsia="Times New Roman" w:hAnsi="Times New Roman" w:cs="Times New Roman"/>
-          <w:b/>
-          <w:bCs/>
-          <w:color w:val="00B0F0"/>
+        <w:t xml:space="preserve"> Hybrid Model (Vidio&amp; theory)</w:t>
+      </w:r>
+    </w:p>
+    <w:p>
+      <w:pPr>
+        <w:spacing w:before="100" w:beforeAutospacing="1" w:after="100" w:afterAutospacing="1" w:line="240" w:lineRule="auto"/>
+        <w:rPr>
+          <w:rFonts w:ascii="Times New Roman" w:eastAsia="Times New Roman" w:hAnsi="Times New Roman" w:cs="Times New Roman"/>
+          <w:kern w:val="0"/>
+          <w14:ligatures w14:val="none"/>
+        </w:rPr>
+      </w:pPr>
+      <w:r>
+        <w:rPr>
+          <w:rFonts w:ascii="Times New Roman" w:eastAsia="Times New Roman" w:hAnsi="Times New Roman" w:cs="Times New Roman"/>
+          <w:kern w:val="0"/>
+          <w14:ligatures w14:val="none"/>
+        </w:rPr>
+        <w:t xml:space="preserve">Will </w:t>
+      </w:r>
+      <w:r>
+        <w:rPr>
+          <w:rFonts w:ascii="Times New Roman" w:eastAsia="Times New Roman" w:hAnsi="Times New Roman" w:cs="Times New Roman"/>
+          <w:kern w:val="0"/>
+          <w14:ligatures w14:val="none"/>
+        </w:rPr>
+        <w:t xml:space="preserve">Keep practical skills in person </w:t>
+      </w:r>
+      <w:r>
+        <w:rPr>
+          <w:rFonts w:ascii="Times New Roman" w:eastAsia="Times New Roman" w:hAnsi="Times New Roman" w:cs="Times New Roman"/>
+          <w:kern w:val="0"/>
+          <w14:ligatures w14:val="none"/>
+        </w:rPr>
+        <w:t xml:space="preserve">or on site in simulator </w:t>
+      </w:r>
+      <w:r>
+        <w:rPr>
+          <w:rFonts w:ascii="Times New Roman" w:eastAsia="Times New Roman" w:hAnsi="Times New Roman" w:cs="Times New Roman"/>
+          <w:kern w:val="0"/>
+          <w14:ligatures w14:val="none"/>
+        </w:rPr>
+        <w:t xml:space="preserve">and </w:t>
+      </w:r>
+      <w:r>
+        <w:rPr>
+          <w:rFonts w:ascii="Times New Roman" w:eastAsia="Times New Roman" w:hAnsi="Times New Roman" w:cs="Times New Roman"/>
+          <w:kern w:val="0"/>
+          <w14:ligatures w14:val="none"/>
+        </w:rPr>
+        <w:t>take</w:t>
+      </w:r>
+      <w:r>
+        <w:rPr>
+          <w:rFonts w:ascii="Times New Roman" w:eastAsia="Times New Roman" w:hAnsi="Times New Roman" w:cs="Times New Roman"/>
+          <w:kern w:val="0"/>
+          <w14:ligatures w14:val="none"/>
+        </w:rPr>
+        <w:t xml:space="preserve"> theory online.</w:t>
+      </w:r>
+    </w:p>
+    <w:p>
+      <w:pPr>
+        <w:spacing w:before="100" w:beforeAutospacing="1" w:after="100" w:afterAutospacing="1" w:line="240" w:lineRule="auto"/>
+        <w:rPr>
+          <w:rFonts w:ascii="Times New Roman" w:eastAsia="Times New Roman" w:hAnsi="Times New Roman" w:cs="Times New Roman"/>
+          <w:kern w:val="0"/>
+          <w14:ligatures w14:val="none"/>
+        </w:rPr>
+      </w:pPr>
+      <w:r>
+        <w:rPr>
+          <w:rFonts w:ascii="Times New Roman" w:eastAsia="Times New Roman" w:hAnsi="Times New Roman" w:cs="Times New Roman"/>
+          <w:kern w:val="0"/>
+          <w14:ligatures w14:val="none"/>
+        </w:rPr>
+        <w:t>For example:</w:t>
+      </w:r>
+    </w:p>
+    <w:p>
+      <w:pPr>
+        <w:pStyle w:val="ListParagraph"/>
+        <w:numPr>
+          <w:ilvl w:val="0"/>
+          <w:numId w:val="14"/>
+        </w:numPr>
+        <w:spacing w:before="100" w:beforeAutospacing="1" w:after="100" w:afterAutospacing="1" w:line="240" w:lineRule="auto"/>
+        <w:outlineLvl w:val="2"/>
+        <w:rPr>
+          <w:rFonts w:ascii="Times New Roman" w:eastAsia="Times New Roman" w:hAnsi="Times New Roman" w:cs="Times New Roman"/>
+          <w:b/>
+          <w:bCs/>
           <w:kern w:val="0"/>
           <w:sz w:val="36"/>
           <w:szCs w:val="36"/>
           <w14:ligatures w14:val="none"/>
         </w:rPr>
-        <w:t>Model (Vidio&amp; theory)</w:t>
-      </w:r>
-    </w:p>
-    <w:p>
-      <w:pPr>
-        <w:spacing w:before="100" w:beforeAutospacing="1" w:after="100" w:afterAutospacing="1" w:line="240" w:lineRule="auto"/>
-        <w:rPr>
-          <w:rFonts w:ascii="Times New Roman" w:eastAsia="Times New Roman" w:hAnsi="Times New Roman" w:cs="Times New Roman"/>
-          <w:kern w:val="0"/>
-          <w14:ligatures w14:val="none"/>
-        </w:rPr>
-      </w:pPr>
-      <w:r>
-        <w:rPr>
-          <w:rFonts w:ascii="Times New Roman" w:eastAsia="Times New Roman" w:hAnsi="Times New Roman" w:cs="Times New Roman"/>
-          <w:kern w:val="0"/>
-          <w14:ligatures w14:val="none"/>
-        </w:rPr>
-        <w:t xml:space="preserve">Will </w:t>
-      </w:r>
-      <w:r>
-        <w:rPr>
-          <w:rFonts w:ascii="Times New Roman" w:eastAsia="Times New Roman" w:hAnsi="Times New Roman" w:cs="Times New Roman"/>
-          <w:kern w:val="0"/>
-          <w14:ligatures w14:val="none"/>
-        </w:rPr>
-        <w:t xml:space="preserve">Keep practical skills in person </w:t>
-      </w:r>
-      <w:r>
-        <w:rPr>
-          <w:rFonts w:ascii="Times New Roman" w:eastAsia="Times New Roman" w:hAnsi="Times New Roman" w:cs="Times New Roman"/>
-          <w:kern w:val="0"/>
-          <w14:ligatures w14:val="none"/>
-        </w:rPr>
-        <w:t xml:space="preserve">or on site in simulator </w:t>
-      </w:r>
-      <w:r>
-        <w:rPr>
-          <w:rFonts w:ascii="Times New Roman" w:eastAsia="Times New Roman" w:hAnsi="Times New Roman" w:cs="Times New Roman"/>
-          <w:kern w:val="0"/>
-          <w14:ligatures w14:val="none"/>
-        </w:rPr>
-        <w:t xml:space="preserve">and </w:t>
-      </w:r>
-      <w:r>
-        <w:rPr>
-          <w:rFonts w:ascii="Times New Roman" w:eastAsia="Times New Roman" w:hAnsi="Times New Roman" w:cs="Times New Roman"/>
-          <w:kern w:val="0"/>
-          <w14:ligatures w14:val="none"/>
-        </w:rPr>
-        <w:t>take</w:t>
-      </w:r>
-      <w:r>
-        <w:rPr>
-          <w:rFonts w:ascii="Times New Roman" w:eastAsia="Times New Roman" w:hAnsi="Times New Roman" w:cs="Times New Roman"/>
-          <w:kern w:val="0"/>
-          <w14:ligatures w14:val="none"/>
-        </w:rPr>
-        <w:t xml:space="preserve"> theory online.</w:t>
-      </w:r>
-    </w:p>
-    <w:p>
-      <w:pPr>
-        <w:spacing w:before="100" w:beforeAutospacing="1" w:after="100" w:afterAutospacing="1" w:line="240" w:lineRule="auto"/>
-        <w:rPr>
-          <w:rFonts w:ascii="Times New Roman" w:eastAsia="Times New Roman" w:hAnsi="Times New Roman" w:cs="Times New Roman"/>
-          <w:kern w:val="0"/>
-          <w14:ligatures w14:val="none"/>
-        </w:rPr>
-      </w:pPr>
-      <w:r>
-        <w:rPr>
-          <w:rFonts w:ascii="Times New Roman" w:eastAsia="Times New Roman" w:hAnsi="Times New Roman" w:cs="Times New Roman"/>
-          <w:kern w:val="0"/>
-          <w14:ligatures w14:val="none"/>
-        </w:rPr>
-        <w:t>For example:</w:t>
-      </w:r>
-    </w:p>
-    <w:p>
-      <w:pPr>
-        <w:pStyle w:val="ListParagraph"/>
-        <w:numPr>
-          <w:ilvl w:val="0"/>
-          <w:numId w:val="14"/>
-        </w:numPr>
-        <w:spacing w:before="100" w:beforeAutospacing="1" w:after="100" w:afterAutospacing="1" w:line="240" w:lineRule="auto"/>
-        <w:outlineLvl w:val="2"/>
+      </w:pPr>
+      <w:r>
         <w:rPr>
           <w:rFonts w:ascii="Times New Roman" w:eastAsia="Times New Roman" w:hAnsi="Times New Roman" w:cs="Times New Roman"/>
           <w:b/>
@@ -167,8 +165,18 @@
           <w:szCs w:val="36"/>
           <w14:ligatures w14:val="none"/>
         </w:rPr>
-      </w:pPr>
-      <w:r>
+        <w:t xml:space="preserve">Orientation: </w:t>
+      </w:r>
+    </w:p>
+    <w:p>
+      <w:pPr>
+        <w:pStyle w:val="ListParagraph"/>
+        <w:numPr>
+          <w:ilvl w:val="0"/>
+          <w:numId w:val="14"/>
+        </w:numPr>
+        <w:spacing w:before="100" w:beforeAutospacing="1" w:after="100" w:afterAutospacing="1" w:line="240" w:lineRule="auto"/>
+        <w:outlineLvl w:val="2"/>
         <w:rPr>
           <w:rFonts w:ascii="Times New Roman" w:eastAsia="Times New Roman" w:hAnsi="Times New Roman" w:cs="Times New Roman"/>
           <w:b/>
@@ -178,18 +186,8 @@
           <w:szCs w:val="36"/>
           <w14:ligatures w14:val="none"/>
         </w:rPr>
-        <w:t xml:space="preserve">Orientation: </w:t>
-      </w:r>
-    </w:p>
-    <w:p>
-      <w:pPr>
-        <w:pStyle w:val="ListParagraph"/>
-        <w:numPr>
-          <w:ilvl w:val="0"/>
-          <w:numId w:val="14"/>
-        </w:numPr>
-        <w:spacing w:before="100" w:beforeAutospacing="1" w:after="100" w:afterAutospacing="1" w:line="240" w:lineRule="auto"/>
-        <w:outlineLvl w:val="2"/>
+      </w:pPr>
+      <w:r>
         <w:rPr>
           <w:rFonts w:ascii="Times New Roman" w:eastAsia="Times New Roman" w:hAnsi="Times New Roman" w:cs="Times New Roman"/>
           <w:b/>
@@ -199,8 +197,17 @@
           <w:szCs w:val="36"/>
           <w14:ligatures w14:val="none"/>
         </w:rPr>
-      </w:pPr>
-      <w:r>
+        <w:t xml:space="preserve">Barista: </w:t>
+      </w:r>
+    </w:p>
+    <w:p>
+      <w:pPr>
+        <w:pStyle w:val="ListParagraph"/>
+        <w:numPr>
+          <w:ilvl w:val="0"/>
+          <w:numId w:val="14"/>
+        </w:numPr>
+        <w:spacing w:before="100" w:beforeAutospacing="1" w:after="100" w:afterAutospacing="1" w:line="240" w:lineRule="auto"/>
         <w:rPr>
           <w:rFonts w:ascii="Times New Roman" w:eastAsia="Times New Roman" w:hAnsi="Times New Roman" w:cs="Times New Roman"/>
           <w:b/>
@@ -210,8 +217,7 @@
           <w:szCs w:val="36"/>
           <w14:ligatures w14:val="none"/>
         </w:rPr>
-        <w:t>Barista</w:t>
-      </w:r>
+      </w:pPr>
       <w:r>
         <w:rPr>
           <w:rFonts w:ascii="Times New Roman" w:eastAsia="Times New Roman" w:hAnsi="Times New Roman" w:cs="Times New Roman"/>
@@ -222,50 +228,7 @@
           <w:szCs w:val="36"/>
           <w14:ligatures w14:val="none"/>
         </w:rPr>
-        <w:t xml:space="preserve">: </w:t>
-      </w:r>
-    </w:p>
-    <w:p>
-      <w:pPr>
-        <w:pStyle w:val="ListParagraph"/>
-        <w:numPr>
-          <w:ilvl w:val="0"/>
-          <w:numId w:val="14"/>
-        </w:numPr>
-        <w:spacing w:before="100" w:beforeAutospacing="1" w:after="100" w:afterAutospacing="1" w:line="240" w:lineRule="auto"/>
-        <w:rPr>
-          <w:rFonts w:ascii="Times New Roman" w:eastAsia="Times New Roman" w:hAnsi="Times New Roman" w:cs="Times New Roman"/>
-          <w:b/>
-          <w:bCs/>
-          <w:kern w:val="0"/>
-          <w:sz w:val="36"/>
-          <w:szCs w:val="36"/>
-          <w14:ligatures w14:val="none"/>
-        </w:rPr>
-      </w:pPr>
-      <w:r>
-        <w:rPr>
-          <w:rFonts w:ascii="Times New Roman" w:eastAsia="Times New Roman" w:hAnsi="Times New Roman" w:cs="Times New Roman"/>
-          <w:b/>
-          <w:bCs/>
-          <w:kern w:val="0"/>
-          <w:sz w:val="36"/>
-          <w:szCs w:val="36"/>
-          <w14:ligatures w14:val="none"/>
-        </w:rPr>
-        <w:t>B</w:t>
-      </w:r>
-      <w:r>
-        <w:rPr>
-          <w:rFonts w:ascii="Times New Roman" w:eastAsia="Times New Roman" w:hAnsi="Times New Roman" w:cs="Times New Roman"/>
-          <w:b/>
-          <w:bCs/>
-          <w:kern w:val="0"/>
-          <w:sz w:val="36"/>
-          <w:szCs w:val="36"/>
-          <w14:ligatures w14:val="none"/>
-        </w:rPr>
-        <w:t xml:space="preserve">artender: </w:t>
+        <w:t xml:space="preserve">Bartender: </w:t>
       </w:r>
     </w:p>
     <w:p>
@@ -1427,7 +1390,25 @@
           <w:kern w:val="0"/>
           <w14:ligatures w14:val="none"/>
         </w:rPr>
-        <w:t>Find all bba social media</w:t>
+        <w:t xml:space="preserve">Find all </w:t>
+      </w:r>
+      <w:proofErr w:type="spellStart"/>
+      <w:r>
+        <w:rPr>
+          <w:rFonts w:ascii="Times New Roman" w:eastAsia="Times New Roman" w:hAnsi="Times New Roman" w:cs="Times New Roman"/>
+          <w:kern w:val="0"/>
+          <w14:ligatures w14:val="none"/>
+        </w:rPr>
+        <w:t>bba</w:t>
+      </w:r>
+      <w:proofErr w:type="spellEnd"/>
+      <w:r>
+        <w:rPr>
+          <w:rFonts w:ascii="Times New Roman" w:eastAsia="Times New Roman" w:hAnsi="Times New Roman" w:cs="Times New Roman"/>
+          <w:kern w:val="0"/>
+          <w14:ligatures w14:val="none"/>
+        </w:rPr>
+        <w:t xml:space="preserve"> social media</w:t>
       </w:r>
       <w:r>
         <w:rPr>
@@ -2765,19 +2746,7 @@
           <w:szCs w:val="27"/>
           <w14:ligatures w14:val="none"/>
         </w:rPr>
-        <w:t>module 0</w:t>
-      </w:r>
-      <w:r>
-        <w:rPr>
-          <w:rFonts w:ascii="Times New Roman" w:eastAsia="Times New Roman" w:hAnsi="Times New Roman" w:cs="Times New Roman"/>
-          <w:b/>
-          <w:bCs/>
-          <w:kern w:val="0"/>
-          <w:sz w:val="27"/>
-          <w:szCs w:val="27"/>
-          <w14:ligatures w14:val="none"/>
-        </w:rPr>
-        <w:t>2</w:t>
+        <w:t>module 02</w:t>
       </w:r>
       <w:r>
         <w:rPr>
@@ -2821,19 +2790,7 @@
           <w:szCs w:val="27"/>
           <w14:ligatures w14:val="none"/>
         </w:rPr>
-        <w:t>module 0</w:t>
-      </w:r>
-      <w:r>
-        <w:rPr>
-          <w:rFonts w:ascii="Times New Roman" w:eastAsia="Times New Roman" w:hAnsi="Times New Roman" w:cs="Times New Roman"/>
-          <w:b/>
-          <w:bCs/>
-          <w:kern w:val="0"/>
-          <w:sz w:val="27"/>
-          <w:szCs w:val="27"/>
-          <w14:ligatures w14:val="none"/>
-        </w:rPr>
-        <w:t>3</w:t>
+        <w:t>module 03</w:t>
       </w:r>
       <w:r>
         <w:rPr>
@@ -2889,19 +2846,7 @@
           <w:szCs w:val="27"/>
           <w14:ligatures w14:val="none"/>
         </w:rPr>
-        <w:t>module 0</w:t>
-      </w:r>
-      <w:r>
-        <w:rPr>
-          <w:rFonts w:ascii="Times New Roman" w:eastAsia="Times New Roman" w:hAnsi="Times New Roman" w:cs="Times New Roman"/>
-          <w:b/>
-          <w:bCs/>
-          <w:kern w:val="0"/>
-          <w:sz w:val="27"/>
-          <w:szCs w:val="27"/>
-          <w14:ligatures w14:val="none"/>
-        </w:rPr>
-        <w:t>4</w:t>
+        <w:t>module 04</w:t>
       </w:r>
       <w:r>
         <w:rPr>
@@ -2925,6 +2870,26 @@
           <w:szCs w:val="27"/>
           <w14:ligatures w14:val="none"/>
         </w:rPr>
+        <w:t>sensory</w:t>
+      </w:r>
+      <w:r>
+        <w:rPr>
+          <w:rFonts w:ascii="Times New Roman" w:eastAsia="Times New Roman" w:hAnsi="Times New Roman" w:cs="Times New Roman"/>
+          <w:b/>
+          <w:bCs/>
+          <w:kern w:val="0"/>
+          <w14:ligatures w14:val="none"/>
+        </w:rPr>
+        <w:t xml:space="preserve"> skills fundamentals</w:t>
+      </w:r>
+      <w:r>
+        <w:rPr>
+          <w:rFonts w:ascii="Times New Roman" w:eastAsia="Times New Roman" w:hAnsi="Times New Roman" w:cs="Times New Roman"/>
+          <w:b/>
+          <w:bCs/>
+          <w:kern w:val="36"/>
+          <w14:ligatures w14:val="none"/>
+        </w:rPr>
         <w:t xml:space="preserve"> </w:t>
       </w:r>
       <w:r>
@@ -2932,30 +2897,66 @@
           <w:rFonts w:ascii="Times New Roman" w:eastAsia="Times New Roman" w:hAnsi="Times New Roman" w:cs="Times New Roman"/>
           <w:b/>
           <w:bCs/>
-          <w:kern w:val="0"/>
-          <w14:ligatures w14:val="none"/>
-        </w:rPr>
-        <w:t>sensory skills fundamentals</w:t>
-      </w:r>
-      <w:r>
-        <w:rPr>
-          <w:rFonts w:ascii="Times New Roman" w:eastAsia="Times New Roman" w:hAnsi="Times New Roman" w:cs="Times New Roman"/>
-          <w:b/>
-          <w:bCs/>
           <w:kern w:val="36"/>
+        </w:rPr>
+        <w:t>&amp; flavor development</w:t>
+      </w:r>
+    </w:p>
+    <w:p>
+      <w:pPr>
+        <w:pStyle w:val="ListParagraph"/>
+        <w:numPr>
+          <w:ilvl w:val="0"/>
+          <w:numId w:val="15"/>
+        </w:numPr>
+        <w:spacing w:before="100" w:beforeAutospacing="1" w:after="100" w:afterAutospacing="1" w:line="240" w:lineRule="auto"/>
+        <w:outlineLvl w:val="2"/>
+        <w:rPr>
+          <w:rFonts w:ascii="Times New Roman" w:eastAsia="Times New Roman" w:hAnsi="Times New Roman" w:cs="Times New Roman"/>
+          <w:b/>
+          <w:bCs/>
+          <w:kern w:val="0"/>
+          <w:sz w:val="27"/>
+          <w:szCs w:val="27"/>
+          <w14:ligatures w14:val="none"/>
+        </w:rPr>
+      </w:pPr>
+      <w:r>
+        <w:rPr>
+          <w:rFonts w:ascii="Times New Roman" w:eastAsia="Times New Roman" w:hAnsi="Times New Roman" w:cs="Times New Roman"/>
+          <w:b/>
+          <w:bCs/>
+          <w:kern w:val="0"/>
+          <w:sz w:val="27"/>
+          <w:szCs w:val="27"/>
+          <w14:ligatures w14:val="none"/>
+        </w:rPr>
+        <w:t>module 05</w:t>
+      </w:r>
+      <w:r>
+        <w:rPr>
+          <w:rFonts w:ascii="Times New Roman" w:eastAsia="Times New Roman" w:hAnsi="Times New Roman" w:cs="Times New Roman"/>
+          <w:b/>
+          <w:bCs/>
+          <w:kern w:val="0"/>
+          <w:sz w:val="27"/>
+          <w:szCs w:val="27"/>
+          <w14:ligatures w14:val="none"/>
+        </w:rPr>
+        <w:t xml:space="preserve">: green coffee Granding&amp; quality control </w:t>
+      </w:r>
+      <w:r>
+        <w:rPr>
+          <w:rFonts w:ascii="Times New Roman" w:eastAsia="Times New Roman" w:hAnsi="Times New Roman" w:cs="Times New Roman"/>
+          <w:b/>
+          <w:bCs/>
+          <w:kern w:val="0"/>
+          <w:sz w:val="27"/>
+          <w:szCs w:val="27"/>
           <w14:ligatures w14:val="none"/>
         </w:rPr>
         <w:t xml:space="preserve"> </w:t>
       </w:r>
-      <w:r>
-        <w:rPr>
-          <w:rFonts w:ascii="Times New Roman" w:eastAsia="Times New Roman" w:hAnsi="Times New Roman" w:cs="Times New Roman"/>
-          <w:b/>
-          <w:bCs/>
-          <w:kern w:val="36"/>
-        </w:rPr>
-        <w:t>&amp; flavor development</w:t>
-      </w:r>
     </w:p>
     <w:p>
       <w:pPr>
@@ -2986,43 +2987,19 @@
           <w:szCs w:val="27"/>
           <w14:ligatures w14:val="none"/>
         </w:rPr>
-        <w:t>module 0</w:t>
-      </w:r>
-      <w:r>
-        <w:rPr>
-          <w:rFonts w:ascii="Times New Roman" w:eastAsia="Times New Roman" w:hAnsi="Times New Roman" w:cs="Times New Roman"/>
-          <w:b/>
-          <w:bCs/>
-          <w:kern w:val="0"/>
-          <w:sz w:val="27"/>
-          <w:szCs w:val="27"/>
-          <w14:ligatures w14:val="none"/>
-        </w:rPr>
-        <w:t>5</w:t>
-      </w:r>
-      <w:r>
-        <w:rPr>
-          <w:rFonts w:ascii="Times New Roman" w:eastAsia="Times New Roman" w:hAnsi="Times New Roman" w:cs="Times New Roman"/>
-          <w:b/>
-          <w:bCs/>
-          <w:kern w:val="0"/>
-          <w:sz w:val="27"/>
-          <w:szCs w:val="27"/>
-          <w14:ligatures w14:val="none"/>
-        </w:rPr>
-        <w:t xml:space="preserve">: green coffee Granding&amp; quality control </w:t>
-      </w:r>
-      <w:r>
-        <w:rPr>
-          <w:rFonts w:ascii="Times New Roman" w:eastAsia="Times New Roman" w:hAnsi="Times New Roman" w:cs="Times New Roman"/>
-          <w:b/>
-          <w:bCs/>
-          <w:kern w:val="0"/>
-          <w:sz w:val="27"/>
-          <w:szCs w:val="27"/>
-          <w14:ligatures w14:val="none"/>
-        </w:rPr>
-        <w:t xml:space="preserve"> </w:t>
+        <w:t>module 06</w:t>
+      </w:r>
+      <w:r>
+        <w:rPr>
+          <w:rFonts w:ascii="Times New Roman" w:eastAsia="Times New Roman" w:hAnsi="Times New Roman" w:cs="Times New Roman"/>
+          <w:b/>
+          <w:bCs/>
+          <w:kern w:val="0"/>
+          <w:sz w:val="27"/>
+          <w:szCs w:val="27"/>
+          <w14:ligatures w14:val="none"/>
+        </w:rPr>
+        <w:t xml:space="preserve">: Barista skills </w:t>
       </w:r>
     </w:p>
     <w:p>
@@ -3054,62 +3031,7 @@
           <w:szCs w:val="27"/>
           <w14:ligatures w14:val="none"/>
         </w:rPr>
-        <w:t>module 0</w:t>
-      </w:r>
-      <w:r>
-        <w:rPr>
-          <w:rFonts w:ascii="Times New Roman" w:eastAsia="Times New Roman" w:hAnsi="Times New Roman" w:cs="Times New Roman"/>
-          <w:b/>
-          <w:bCs/>
-          <w:kern w:val="0"/>
-          <w:sz w:val="27"/>
-          <w:szCs w:val="27"/>
-          <w14:ligatures w14:val="none"/>
-        </w:rPr>
-        <w:t>6</w:t>
-      </w:r>
-      <w:r>
-        <w:rPr>
-          <w:rFonts w:ascii="Times New Roman" w:eastAsia="Times New Roman" w:hAnsi="Times New Roman" w:cs="Times New Roman"/>
-          <w:b/>
-          <w:bCs/>
-          <w:kern w:val="0"/>
-          <w:sz w:val="27"/>
-          <w:szCs w:val="27"/>
-          <w14:ligatures w14:val="none"/>
-        </w:rPr>
-        <w:t xml:space="preserve">: Barista skills </w:t>
-      </w:r>
-    </w:p>
-    <w:p>
-      <w:pPr>
-        <w:pStyle w:val="ListParagraph"/>
-        <w:numPr>
-          <w:ilvl w:val="0"/>
-          <w:numId w:val="15"/>
-        </w:numPr>
-        <w:spacing w:before="100" w:beforeAutospacing="1" w:after="100" w:afterAutospacing="1" w:line="240" w:lineRule="auto"/>
-        <w:outlineLvl w:val="2"/>
-        <w:rPr>
-          <w:rFonts w:ascii="Times New Roman" w:eastAsia="Times New Roman" w:hAnsi="Times New Roman" w:cs="Times New Roman"/>
-          <w:b/>
-          <w:bCs/>
-          <w:kern w:val="0"/>
-          <w:sz w:val="27"/>
-          <w:szCs w:val="27"/>
-          <w14:ligatures w14:val="none"/>
-        </w:rPr>
-      </w:pPr>
-      <w:r>
-        <w:rPr>
-          <w:rFonts w:ascii="Times New Roman" w:eastAsia="Times New Roman" w:hAnsi="Times New Roman" w:cs="Times New Roman"/>
-          <w:b/>
-          <w:bCs/>
-          <w:kern w:val="0"/>
-          <w:sz w:val="27"/>
-          <w:szCs w:val="27"/>
-          <w14:ligatures w14:val="none"/>
-        </w:rPr>
+        <w:lastRenderedPageBreak/>
         <w:t xml:space="preserve">module </w:t>
       </w:r>
       <w:r>
@@ -4091,19 +4013,7 @@
           <w:szCs w:val="27"/>
           <w14:ligatures w14:val="none"/>
         </w:rPr>
-        <w:t>Till module 2</w:t>
-      </w:r>
-      <w:r>
-        <w:rPr>
-          <w:rFonts w:ascii="Times New Roman" w:eastAsia="Times New Roman" w:hAnsi="Times New Roman" w:cs="Times New Roman"/>
-          <w:b/>
-          <w:bCs/>
-          <w:kern w:val="0"/>
-          <w:sz w:val="27"/>
-          <w:szCs w:val="27"/>
-          <w14:ligatures w14:val="none"/>
-        </w:rPr>
-        <w:t>0</w:t>
+        <w:t>Till module 20</w:t>
       </w:r>
     </w:p>
     <w:p>
@@ -4411,19 +4321,7 @@
           <w:szCs w:val="27"/>
           <w14:ligatures w14:val="none"/>
         </w:rPr>
-        <w:t xml:space="preserve">Till module </w:t>
-      </w:r>
-      <w:r>
-        <w:rPr>
-          <w:rFonts w:ascii="Times New Roman" w:eastAsia="Times New Roman" w:hAnsi="Times New Roman" w:cs="Times New Roman"/>
-          <w:b/>
-          <w:bCs/>
-          <w:kern w:val="0"/>
-          <w:sz w:val="27"/>
-          <w:szCs w:val="27"/>
-          <w14:ligatures w14:val="none"/>
-        </w:rPr>
-        <w:t>15</w:t>
+        <w:t>Till module 15</w:t>
       </w:r>
     </w:p>
     <w:p>
@@ -4774,19 +4672,7 @@
           <w:szCs w:val="27"/>
           <w14:ligatures w14:val="none"/>
         </w:rPr>
-        <w:t xml:space="preserve">Till module </w:t>
-      </w:r>
-      <w:r>
-        <w:rPr>
-          <w:rFonts w:ascii="Times New Roman" w:eastAsia="Times New Roman" w:hAnsi="Times New Roman" w:cs="Times New Roman"/>
-          <w:b/>
-          <w:bCs/>
-          <w:kern w:val="0"/>
-          <w:sz w:val="27"/>
-          <w:szCs w:val="27"/>
-          <w14:ligatures w14:val="none"/>
-        </w:rPr>
-        <w:t>10</w:t>
+        <w:t>Till module 10</w:t>
       </w:r>
     </w:p>
     <w:p>
@@ -5691,6 +5577,7 @@
           <w:szCs w:val="48"/>
           <w14:ligatures w14:val="none"/>
         </w:rPr>
+        <w:lastRenderedPageBreak/>
         <w:t xml:space="preserve">HERBALISM: </w:t>
       </w:r>
     </w:p>
@@ -5977,19 +5864,7 @@
           <w:szCs w:val="27"/>
           <w14:ligatures w14:val="none"/>
         </w:rPr>
-        <w:t>Till module 2</w:t>
-      </w:r>
-      <w:r>
-        <w:rPr>
-          <w:rFonts w:ascii="Times New Roman" w:eastAsia="Times New Roman" w:hAnsi="Times New Roman" w:cs="Times New Roman"/>
-          <w:b/>
-          <w:bCs/>
-          <w:kern w:val="0"/>
-          <w:sz w:val="27"/>
-          <w:szCs w:val="27"/>
-          <w14:ligatures w14:val="none"/>
-        </w:rPr>
-        <w:t>0</w:t>
+        <w:t>Till module 20</w:t>
       </w:r>
     </w:p>
     <w:p>
@@ -6326,19 +6201,7 @@
           <w:szCs w:val="27"/>
           <w14:ligatures w14:val="none"/>
         </w:rPr>
-        <w:t xml:space="preserve">Till module </w:t>
-      </w:r>
-      <w:r>
-        <w:rPr>
-          <w:rFonts w:ascii="Times New Roman" w:eastAsia="Times New Roman" w:hAnsi="Times New Roman" w:cs="Times New Roman"/>
-          <w:b/>
-          <w:bCs/>
-          <w:kern w:val="0"/>
-          <w:sz w:val="27"/>
-          <w:szCs w:val="27"/>
-          <w14:ligatures w14:val="none"/>
-        </w:rPr>
-        <w:t>10</w:t>
+        <w:t>Till module 10</w:t>
       </w:r>
     </w:p>
     <w:p>
@@ -6699,7 +6562,7 @@
         <v:path o:extrusionok="f" gradientshapeok="t" o:connecttype="rect"/>
         <o:lock v:ext="edit" aspectratio="t"/>
       </v:shapetype>
-      <v:shape id="_x0000_i1025" type="#_x0000_t75" style="width:11.25pt;height:11.25pt" o:bullet="t">
+      <v:shape id="_x0000_i1025" type="#_x0000_t75" style="width:11.4pt;height:11.4pt" o:bullet="t">
         <v:imagedata r:id="rId1" o:title="msoEF05"/>
       </v:shape>
     </w:pict>
